--- a/templates_word/attestationfindespparis.docx
+++ b/templates_word/attestationfindespparis.docx
@@ -538,21 +538,22 @@
                       <w:sz w:val="20"/>
                       <w:szCs w:val="20"/>
                     </w:rPr>
-                    <w:t>Distanciel et Présentiel (</w:t>
+                    <w:t xml:space="preserve">Distanciel et Présentiel </w:t>
+                  </w:r>
+                  <w:r>
+                    <w:rPr>
+                      <w:sz w:val="20"/>
+                      <w:szCs w:val="20"/>
+                    </w:rPr>
+                    <w:t>(</w:t>
                   </w:r>
                   <w:r>
                     <w:rPr>
                       <w:bCs/>
-                      <w:sz w:val="19"/>
+                      <w:sz w:val="20"/>
+                      <w:szCs w:val="20"/>
                     </w:rPr>
-                    <w:t>16/24 rue Cabanis (Villa Lourcine) entrée 5 – 75014 PARIS</w:t>
-                  </w:r>
-                  <w:r>
-                    <w:rPr>
-                      <w:bCs/>
-                      <w:sz w:val="19"/>
-                    </w:rPr>
-                    <w:t xml:space="preserve">) </w:t>
+                    <w:t>Atelier Modulable – 53 rue des Vinaigriers 75010 PARIS)</w:t>
                   </w:r>
                 </w:p>
               </w:tc>
